--- a/4_Diari/09.04.2025 - Diario.docx
+++ b/4_Diari/09.04.2025 - Diario.docx
@@ -563,12 +563,6 @@
                 <w:rFonts w:ascii="Arial" w:hAnsi="Arial" w:cs="Arial"/>
               </w:rPr>
             </w:pPr>
-            <w:r>
-              <w:rPr>
-                <w:rFonts w:ascii="Arial" w:hAnsi="Arial" w:cs="Arial"/>
-              </w:rPr>
-              <w:t>Indietro</w:t>
-            </w:r>
           </w:p>
         </w:tc>
       </w:tr>
@@ -637,14 +631,44 @@
                 <w:rFonts w:ascii="Arial" w:hAnsi="Arial" w:cs="Arial"/>
                 <w:szCs w:val="20"/>
               </w:rPr>
-              <w:t>Visualizzazione del catalogo su più pagine</w:t>
+              <w:t xml:space="preserve">Visualizzazione del catalogo </w:t>
             </w:r>
             <w:r>
               <w:rPr>
                 <w:rFonts w:ascii="Arial" w:hAnsi="Arial" w:cs="Arial"/>
                 <w:szCs w:val="20"/>
               </w:rPr>
-              <w:t xml:space="preserve"> / caricato man mano che si scorre la pagina</w:t>
+              <w:t>caricato man mano che si scorre la pagina</w:t>
+            </w:r>
+          </w:p>
+          <w:p>
+            <w:pPr>
+              <w:rPr>
+                <w:rFonts w:ascii="Arial" w:hAnsi="Arial" w:cs="Arial"/>
+                <w:szCs w:val="20"/>
+              </w:rPr>
+            </w:pPr>
+          </w:p>
+          <w:p>
+            <w:pPr>
+              <w:rPr>
+                <w:rFonts w:ascii="Arial" w:hAnsi="Arial" w:cs="Arial"/>
+                <w:szCs w:val="20"/>
+              </w:rPr>
+            </w:pPr>
+            <w:r>
+              <w:rPr>
+                <w:rFonts w:ascii="Arial" w:hAnsi="Arial" w:cs="Arial"/>
+                <w:szCs w:val="20"/>
+              </w:rPr>
+              <w:t xml:space="preserve">Samuele: </w:t>
+            </w:r>
+            <w:r>
+              <w:rPr>
+                <w:rFonts w:ascii="Arial" w:hAnsi="Arial" w:cs="Arial"/>
+                <w:szCs w:val="20"/>
+              </w:rPr>
+              <w:t>Documentazione</w:t>
             </w:r>
             <w:bookmarkStart w:id="3" w:name="_GoBack"/>
             <w:bookmarkEnd w:id="3"/>
@@ -669,7 +693,21 @@
                 <w:rFonts w:ascii="Arial" w:hAnsi="Arial" w:cs="Arial"/>
                 <w:szCs w:val="20"/>
               </w:rPr>
-              <w:t xml:space="preserve">Samuele: </w:t>
+              <w:t>Christia</w:t>
+            </w:r>
+            <w:r>
+              <w:rPr>
+                <w:rFonts w:ascii="Arial" w:hAnsi="Arial" w:cs="Arial"/>
+                <w:szCs w:val="20"/>
+              </w:rPr>
+              <w:t>n:</w:t>
+            </w:r>
+            <w:r>
+              <w:rPr>
+                <w:rFonts w:ascii="Arial" w:hAnsi="Arial" w:cs="Arial"/>
+                <w:szCs w:val="20"/>
+              </w:rPr>
+              <w:t xml:space="preserve"> Completare Vendite e gestione degli errori. </w:t>
             </w:r>
           </w:p>
           <w:p>
@@ -692,7 +730,37 @@
                 <w:rFonts w:ascii="Arial" w:hAnsi="Arial" w:cs="Arial"/>
                 <w:szCs w:val="20"/>
               </w:rPr>
-              <w:t xml:space="preserve">Christian e Andrea S.: </w:t>
+              <w:t xml:space="preserve">Andrea S.: </w:t>
+            </w:r>
+            <w:r>
+              <w:rPr>
+                <w:rFonts w:ascii="Arial" w:hAnsi="Arial" w:cs="Arial"/>
+                <w:szCs w:val="20"/>
+              </w:rPr>
+              <w:t xml:space="preserve">Aggiornare </w:t>
+            </w:r>
+            <w:proofErr w:type="spellStart"/>
+            <w:r>
+              <w:rPr>
+                <w:rFonts w:ascii="Arial" w:hAnsi="Arial" w:cs="Arial"/>
+                <w:szCs w:val="20"/>
+              </w:rPr>
+              <w:t>Seeders</w:t>
+            </w:r>
+            <w:proofErr w:type="spellEnd"/>
+            <w:r>
+              <w:rPr>
+                <w:rFonts w:ascii="Arial" w:hAnsi="Arial" w:cs="Arial"/>
+                <w:szCs w:val="20"/>
+              </w:rPr>
+              <w:t xml:space="preserve"> </w:t>
+            </w:r>
+            <w:r>
+              <w:rPr>
+                <w:rFonts w:ascii="Arial" w:hAnsi="Arial" w:cs="Arial"/>
+                <w:szCs w:val="20"/>
+              </w:rPr>
+              <w:t>e completare vendite.</w:t>
             </w:r>
           </w:p>
         </w:tc>
@@ -5661,9 +5729,9 @@
     <w:rsid w:val="00886235"/>
     <w:rsid w:val="008A6626"/>
     <w:rsid w:val="008B4A4C"/>
-    <w:rsid w:val="008D7EF6"/>
     <w:rsid w:val="008E6A10"/>
     <w:rsid w:val="008F0569"/>
+    <w:rsid w:val="009008FB"/>
     <w:rsid w:val="00910CDF"/>
     <w:rsid w:val="009135E1"/>
     <w:rsid w:val="00914221"/>
@@ -6523,7 +6591,7 @@
 </file>
 
 <file path=customXml/itemProps1.xml><?xml version="1.0" encoding="utf-8"?>
-<ds:datastoreItem xmlns:ds="http://schemas.openxmlformats.org/officeDocument/2006/customXml" ds:itemID="{A21EDAD9-04F8-4308-8466-5604E3AE660C}">
+<ds:datastoreItem xmlns:ds="http://schemas.openxmlformats.org/officeDocument/2006/customXml" ds:itemID="{4EDEA6CF-0F0A-4321-AF56-5A81A79C825B}">
   <ds:schemaRefs>
     <ds:schemaRef ds:uri="http://schemas.openxmlformats.org/officeDocument/2006/bibliography"/>
   </ds:schemaRefs>
